--- a/pr-preview/pr-354/chapters/conciseness.docx
+++ b/pr-preview/pr-354/chapters/conciseness.docx
@@ -15,7 +15,7 @@
         <w:pStyle w:val="Date"/>
       </w:pPr>
       <w:r>
-        <w:t xml:space="preserve">Last modified: 2026-10-26 00:41:12 (PDT)</w:t>
+        <w:t xml:space="preserve">Last modified: 2026-10-26 00:52:41 (PDT)</w:t>
       </w:r>
     </w:p>
     <w:tbl>
@@ -2512,13 +2512,7 @@
         <w:t xml:space="preserve"> </w:t>
       </w:r>
       <w:r>
-        <w:t xml:space="preserve">When a result holds in several cases,</w:t>
-      </w:r>
-      <w:r>
-        <w:t xml:space="preserve"> </w:t>
-      </w:r>
-      <w:r>
-        <w:t xml:space="preserve">write one bullet per case,</w:t>
+        <w:t xml:space="preserve">Write one bullet per case,</w:t>
       </w:r>
       <w:r>
         <w:t xml:space="preserve"> </w:t>
@@ -2544,7 +2538,7 @@
         <w:pStyle w:val="BodyText"/>
       </w:pPr>
       <w:r>
-        <w:t xml:space="preserve">A few mechanics to keep in mind when writing one:</w:t>
+        <w:t xml:space="preserve">A few mechanics to keep in mind when writing a bullet list:</w:t>
       </w:r>
     </w:p>
     <w:p>
@@ -2964,7 +2958,7 @@
           <w:b/>
           <w:bCs/>
         </w:rPr>
-        <w:t xml:space="preserve">Example 11 (Turning case paragraphs into bullet points)</w:t>
+        <w:t xml:space="preserve">Example 11 (Turning a paragraph of cases into bullet points)</w:t>
       </w:r>
       <w:r>
         <w:t xml:space="preserve"> </w:t>
@@ -3048,7 +3042,13 @@
         <w:t xml:space="preserve">$\sigmoid'(2) \approx 0.105$</w:t>
       </w:r>
       <w:r>
-        <w:t xml:space="preserve">, and it is the same at</w:t>
+        <w:t xml:space="preserve">.</w:t>
+      </w:r>
+      <w:r>
+        <w:t xml:space="preserve"> </w:t>
+      </w:r>
+      <w:r>
+        <w:t xml:space="preserve">At</w:t>
       </w:r>
       <w:r>
         <w:t xml:space="preserve"> </w:t>
@@ -3074,6 +3074,18 @@
         </m:r>
       </m:oMath>
       <w:r>
+        <w:t xml:space="preserve"> </w:t>
+      </w:r>
+      <w:r>
+        <w:t xml:space="preserve">it is</w:t>
+      </w:r>
+      <w:r>
+        <w:t xml:space="preserve"> </w:t>
+      </w:r>
+      <w:r>
+        <w:t xml:space="preserve">$\sigmoid'(-2) \approx 0.105$</w:t>
+      </w:r>
+      <w:r>
         <w:t xml:space="preserve">.</w:t>
       </w:r>
     </w:p>
@@ -3133,7 +3145,7 @@
         <w:t xml:space="preserve">$\sigmoid'(0) = 1/4$</w:t>
       </w:r>
       <w:r>
-        <w:t xml:space="preserve">, the highest value.</w:t>
+        <w:t xml:space="preserve">.</w:t>
       </w:r>
     </w:p>
     <w:p>
@@ -3214,27 +3226,10 @@
         <w:t xml:space="preserve"> </w:t>
       </w:r>
       <w:r>
-        <w:t xml:space="preserve">the same as at</w:t>
-      </w:r>
-      <w:r>
-        <w:t xml:space="preserve"> </w:t>
-      </w:r>
-      <m:oMath>
-        <m:r>
-          <m:t>z</m:t>
-        </m:r>
-        <m:r>
-          <m:rPr>
-            <m:sty m:val="p"/>
-          </m:rPr>
-          <m:t>=</m:t>
-        </m:r>
-        <m:r>
-          <m:t>2</m:t>
-        </m:r>
-      </m:oMath>
-      <w:r>
-        <w:t xml:space="preserve">, by symmetry.</w:t>
+        <w:t xml:space="preserve">$\sigmoid'(-2) \approx 0.105$</w:t>
+      </w:r>
+      <w:r>
+        <w:t xml:space="preserve">.</w:t>
       </w:r>
     </w:p>
     <w:p>

--- a/pr-preview/pr-354/chapters/conciseness.docx
+++ b/pr-preview/pr-354/chapters/conciseness.docx
@@ -15,7 +15,7 @@
         <w:pStyle w:val="Date"/>
       </w:pPr>
       <w:r>
-        <w:t xml:space="preserve">Last modified: 2026-10-26 00:52:41 (PDT)</w:t>
+        <w:t xml:space="preserve">Last modified: 2026-10-26 01:03:10 (PDT)</w:t>
       </w:r>
     </w:p>
     <w:tbl>
@@ -3001,7 +3001,7 @@
         <w:t xml:space="preserve"> </w:t>
       </w:r>
       <w:r>
-        <w:t xml:space="preserve">$\sigmoid'(0) = 1/4$</w:t>
+        <w:t xml:space="preserve">$\dexpitf{0} = 1/4$</w:t>
       </w:r>
       <w:r>
         <w:t xml:space="preserve">.</w:t>
@@ -3039,7 +3039,7 @@
         <w:t xml:space="preserve"> </w:t>
       </w:r>
       <w:r>
-        <w:t xml:space="preserve">$\sigmoid'(2) \approx 0.105$</w:t>
+        <w:t xml:space="preserve">$\dexpitf{2} \approx 0.105$</w:t>
       </w:r>
       <w:r>
         <w:t xml:space="preserve">.</w:t>
@@ -3083,7 +3083,7 @@
         <w:t xml:space="preserve"> </w:t>
       </w:r>
       <w:r>
-        <w:t xml:space="preserve">$\sigmoid'(-2) \approx 0.105$</w:t>
+        <w:t xml:space="preserve">$\dexpitf{-2} \approx 0.105$</w:t>
       </w:r>
       <w:r>
         <w:t xml:space="preserve">.</w:t>
@@ -3100,7 +3100,7 @@
         <w:t xml:space="preserve"> </w:t>
       </w:r>
       <w:r>
-        <w:t xml:space="preserve">$\sigmoid'(z)$</w:t>
+        <w:t xml:space="preserve">$\dexpitf{z}$</w:t>
       </w:r>
       <w:r>
         <w:t xml:space="preserve"> </w:t>
@@ -3142,7 +3142,7 @@
         <w:t xml:space="preserve"> </w:t>
       </w:r>
       <w:r>
-        <w:t xml:space="preserve">$\sigmoid'(0) = 1/4$</w:t>
+        <w:t xml:space="preserve">$\dexpitf{0} = 1/4$</w:t>
       </w:r>
       <w:r>
         <w:t xml:space="preserve">.</w:t>
@@ -3181,7 +3181,7 @@
         <w:t xml:space="preserve"> </w:t>
       </w:r>
       <w:r>
-        <w:t xml:space="preserve">$\sigmoid'(2) \approx 0.105$</w:t>
+        <w:t xml:space="preserve">$\dexpitf{2} \approx 0.105$</w:t>
       </w:r>
       <w:r>
         <w:t xml:space="preserve">.</w:t>
@@ -3226,7 +3226,7 @@
         <w:t xml:space="preserve"> </w:t>
       </w:r>
       <w:r>
-        <w:t xml:space="preserve">$\sigmoid'(-2) \approx 0.105$</w:t>
+        <w:t xml:space="preserve">$\dexpitf{-2} \approx 0.105$</w:t>
       </w:r>
       <w:r>
         <w:t xml:space="preserve">.</w:t>

--- a/pr-preview/pr-354/chapters/conciseness.docx
+++ b/pr-preview/pr-354/chapters/conciseness.docx
@@ -15,7 +15,7 @@
         <w:pStyle w:val="Date"/>
       </w:pPr>
       <w:r>
-        <w:t xml:space="preserve">Last modified: 2026-10-26 01:03:10 (PDT)</w:t>
+        <w:t xml:space="preserve">Last modified: 2026-10-26 01:14:04 (PDT)</w:t>
       </w:r>
     </w:p>
     <w:tbl>
@@ -2519,18 +2519,6 @@
       </w:r>
       <w:r>
         <w:t xml:space="preserve">and begin each with a bold label that names the case.</w:t>
-      </w:r>
-      <w:r>
-        <w:t xml:space="preserve"> </w:t>
-      </w:r>
-      <w:r>
-        <w:t xml:space="preserve">Display math can sit inside a bullet,</w:t>
-      </w:r>
-      <w:r>
-        <w:t xml:space="preserve"> </w:t>
-      </w:r>
-      <w:r>
-        <w:t xml:space="preserve">indented to the bullet’s text.</w:t>
       </w:r>
     </w:p>
     <w:p>

--- a/pr-preview/pr-354/chapters/conciseness.docx
+++ b/pr-preview/pr-354/chapters/conciseness.docx
@@ -15,7 +15,7 @@
         <w:pStyle w:val="Date"/>
       </w:pPr>
       <w:r>
-        <w:t xml:space="preserve">Last modified: 2026-10-26 01:14:04 (PDT)</w:t>
+        <w:t xml:space="preserve">Last modified: 2026-10-26 01:27:10 (PDT)</w:t>
       </w:r>
     </w:p>
     <w:tbl>
@@ -2480,6 +2480,26 @@
         <w:pStyle w:val="BodyText"/>
       </w:pPr>
       <w:r>
+        <w:t xml:space="preserve">A case analysis is a parallel run too.</w:t>
+      </w:r>
+      <w:r>
+        <w:t xml:space="preserve"> </w:t>
+      </w:r>
+      <w:r>
+        <w:t xml:space="preserve">Write one bullet per case,</w:t>
+      </w:r>
+      <w:r>
+        <w:t xml:space="preserve"> </w:t>
+      </w:r>
+      <w:r>
+        <w:t xml:space="preserve">and begin each with a bold label that names the case.</w:t>
+      </w:r>
+    </w:p>
+    <w:p>
+      <w:pPr>
+        <w:pStyle w:val="BodyText"/>
+      </w:pPr>
+      <w:r>
         <w:t xml:space="preserve">Bullet lists matter most on slides,</w:t>
       </w:r>
       <w:r>
@@ -2499,26 +2519,6 @@
       </w:r>
       <w:r>
         <w:t xml:space="preserve">when content has a shape, show that shape in the markup.</w:t>
-      </w:r>
-    </w:p>
-    <w:p>
-      <w:pPr>
-        <w:pStyle w:val="BodyText"/>
-      </w:pPr>
-      <w:r>
-        <w:t xml:space="preserve">A case analysis is a parallel run too.</w:t>
-      </w:r>
-      <w:r>
-        <w:t xml:space="preserve"> </w:t>
-      </w:r>
-      <w:r>
-        <w:t xml:space="preserve">Write one bullet per case,</w:t>
-      </w:r>
-      <w:r>
-        <w:t xml:space="preserve"> </w:t>
-      </w:r>
-      <w:r>
-        <w:t xml:space="preserve">and begin each with a bold label that names the case.</w:t>
       </w:r>
     </w:p>
     <w:p>
@@ -3094,7 +3094,18 @@
         <w:t xml:space="preserve"> </w:t>
       </w:r>
       <w:r>
-        <w:t xml:space="preserve">at three scores:</w:t>
+        <w:t xml:space="preserve">at three values of</w:t>
+      </w:r>
+      <w:r>
+        <w:t xml:space="preserve"> </w:t>
+      </w:r>
+      <m:oMath>
+        <m:r>
+          <m:t>z</m:t>
+        </m:r>
+      </m:oMath>
+      <w:r>
+        <w:t xml:space="preserve">:</w:t>
       </w:r>
     </w:p>
     <w:p>
